--- a/petrogradka/Темы_Ленфильм_для_друга.docx
+++ b/petrogradka/Темы_Ленфильм_для_друга.docx
@@ -89,7 +89,7 @@
         <w:t xml:space="preserve">Цель: </w:t>
       </w:r>
       <w:r>
-        <w:t>Найти в фильмах «Ленфильма» кадры, снятые на Петроградской стороне, и составить карту мест съёмок.</w:t>
+        <w:t>Найти места Петроградской стороны, где снимали фильмы «Ленфильма», и составить карту-маршрут, по которой видно, как эти места выглядят в кино и как сегодня.</w:t>
       </w:r>
     </w:p>
     <w:p>
@@ -102,22 +102,32 @@
     </w:p>
     <w:p>
       <w:r>
-        <w:t>1) Выбрать 4–5 фильмов «Ленфильма» разных лет.</w:t>
+        <w:t>1) Узнать историю «Ленфильма» на Каменноостровском проспекте и почему студия часто снимала прямо на улицах города.</w:t>
       </w:r>
     </w:p>
     <w:p>
       <w:r>
-        <w:t>2) Найти в них кадры с узнаваемыми местами района (Каменноостровский проспект, набережные, Петропавловская крепость, дворы).</w:t>
+        <w:t>2) Выбрать 4–5 фильмов «Ленфильма» разных лет и найти в них сцены, снятые на Петроградской стороне (по самим фильмам, книгам и сайтам о местах съёмок).</w:t>
       </w:r>
     </w:p>
     <w:p>
       <w:r>
-        <w:t>3) Сфотографировать эти места сейчас с той же точки, что и в кадре.</w:t>
+        <w:t>3) Определить точные адреса этих мест.</w:t>
       </w:r>
     </w:p>
     <w:p>
       <w:r>
-        <w:t>4) Составить карту и маршрут «Кино на Петроградской».</w:t>
+        <w:t>4) Сфотографировать каждое место сегодня с той же точки, что и в кадре, и заметить, что изменилось.</w:t>
+      </w:r>
+    </w:p>
+    <w:p>
+      <w:r>
+        <w:t>5) Составить маршрут прогулки по этим местам и нанести его на карту.</w:t>
+      </w:r>
+    </w:p>
+    <w:p>
+      <w:r>
+        <w:t>6) Оформить карту-маршрут с парами «кадр из фильма — фото сегодня» и провести по ней мини-экскурсию для одноклассников.</w:t>
       </w:r>
     </w:p>
     <w:p>
